--- a/docs/bid-solution/exported-docx/05-商务技术文件章节/10_安全合规与运维保障方案.docx
+++ b/docs/bid-solution/exported-docx/05-商务技术文件章节/10_安全合规与运维保障方案.docx
@@ -76,6 +76,58 @@
         <w:pStyle w:val="Heading2"/>
       </w:pPr>
       <w:r>
+        <w:t>10.0.1 本章高分响应摘要</w:t>
+      </w:r>
+    </w:p>
+    <w:p>
+      <w:pPr>
+        <w:pStyle w:val="ListNumber"/>
+        <w:spacing w:after="40"/>
+      </w:pPr>
+      <w:r>
+        <w:t>从等保二级、信创适配、数据安全、权限控制四个方面回答安全合规评分重点。</w:t>
+      </w:r>
+    </w:p>
+    <w:p>
+      <w:pPr>
+        <w:pStyle w:val="ListNumber"/>
+        <w:spacing w:after="40"/>
+      </w:pPr>
+      <w:r>
+        <w:t>从监控告警、故障响应、备份恢复、发布变更四个方面回答运维保障评分重点。</w:t>
+      </w:r>
+    </w:p>
+    <w:p>
+      <w:pPr>
+        <w:pStyle w:val="ListNumber"/>
+        <w:spacing w:after="40"/>
+      </w:pPr>
+      <w:r>
+        <w:t>通过量化指标补充运行监控、巡检、漏洞处理、RPO、RTO 等关键服务承诺，增强方案可信度。</w:t>
+      </w:r>
+    </w:p>
+    <w:p>
+      <w:pPr>
+        <w:pStyle w:val="ListNumber"/>
+        <w:spacing w:after="40"/>
+      </w:pPr>
+      <w:r>
+        <w:t>配置总体展示图，集中呈现安全与运维一体化保障思路。</w:t>
+      </w:r>
+    </w:p>
+    <w:p>
+      <w:pPr>
+        <w:spacing w:after="120"/>
+      </w:pPr>
+      <w:r>
+        <w:t>评分关键词：等保配合到位、信创适配明确、数据权限安全、运维指标量化、保障体系完整。</w:t>
+      </w:r>
+    </w:p>
+    <w:p>
+      <w:pPr>
+        <w:pStyle w:val="Heading2"/>
+      </w:pPr>
+      <w:r>
         <w:t>10.1 安全建设总体目标</w:t>
       </w:r>
     </w:p>
@@ -85,6 +137,61 @@
       </w:pPr>
       <w:r>
         <w:t>平台安全建设遵循“制度先行、技术防护、过程可控、行为可审计、数据可恢复”的原则，围绕身份认证、权限控制、数据安全、接口安全、审计留痕、备份恢复和运维管理建立全方位防护体系，满足政府监管平台和企业协同平台的双重要求。</w:t>
+      </w:r>
+    </w:p>
+    <w:p>
+      <w:pPr>
+        <w:pStyle w:val="Heading3"/>
+      </w:pPr>
+      <w:r>
+        <w:t>图10-1 安全合规与运维保障总体展示图</w:t>
+      </w:r>
+    </w:p>
+    <w:p>
+      <w:pPr>
+        <w:jc w:val="center"/>
+      </w:pPr>
+      <w:r>
+        <w:drawing>
+          <wp:inline xmlns:a="http://schemas.openxmlformats.org/drawingml/2006/main" xmlns:pic="http://schemas.openxmlformats.org/drawingml/2006/picture">
+            <wp:extent cx="5580000" cy="2657143"/>
+            <wp:docPr id="1" name="Picture 1"/>
+            <wp:cNvGraphicFramePr>
+              <a:graphicFrameLocks noChangeAspect="1"/>
+            </wp:cNvGraphicFramePr>
+            <a:graphic>
+              <a:graphicData uri="http://schemas.openxmlformats.org/drawingml/2006/picture">
+                <pic:pic>
+                  <pic:nvPicPr>
+                    <pic:cNvPr id="0" name="security-ops-showcase.png"/>
+                    <pic:cNvPicPr/>
+                  </pic:nvPicPr>
+                  <pic:blipFill>
+                    <a:blip r:embed="rId9"/>
+                    <a:stretch>
+                      <a:fillRect/>
+                    </a:stretch>
+                  </pic:blipFill>
+                  <pic:spPr>
+                    <a:xfrm>
+                      <a:off x="0" y="0"/>
+                      <a:ext cx="5580000" cy="2657143"/>
+                    </a:xfrm>
+                    <a:prstGeom prst="rect"/>
+                  </pic:spPr>
+                </pic:pic>
+              </a:graphicData>
+            </a:graphic>
+          </wp:inline>
+        </w:drawing>
+      </w:r>
+    </w:p>
+    <w:p>
+      <w:pPr>
+        <w:spacing w:after="120"/>
+      </w:pPr>
+      <w:r>
+        <w:t>图示说明：该图集中展示了平台从安全合规到运行保障的整体支撑体系，便于评审快速理解本章“制度+技术+运维”的一体化保障能力。</w:t>
       </w:r>
     </w:p>
     <w:p>
@@ -1808,8 +1915,16 @@
         <w:t>本方案已从等保二级配合、信创适配、数据安全、权限控制、接口安全、监控告警、故障响应、数据备份和持续运维等方面给出完整方案，能够满足甲方对安全合规与运维保障“内容清晰、完整、合理可行”的评分要求，并为平台长期稳定运行提供制度和技术双重保障。</w:t>
       </w:r>
     </w:p>
+    <w:p>
+      <w:pPr>
+        <w:spacing w:after="120"/>
+      </w:pPr>
+      <w:r>
+        <w:t>本章投标响应结论：投标人能够为甲方平台提供覆盖安全合规、运行监控、故障处置、数据恢复和持续运维的全链路保障体系，确保平台长期稳定、安全、可持续运行。</w:t>
+      </w:r>
+    </w:p>
     <w:sectPr>
-      <w:footerReference w:type="default" r:id="rId9"/>
+      <w:footerReference w:type="default" r:id="rId10"/>
       <w:pgSz w:w="12240" w:h="15840"/>
       <w:pgMar w:top="1440" w:right="1587" w:bottom="1440" w:left="1587" w:header="720" w:footer="720" w:gutter="0"/>
       <w:cols w:space="720"/>
